--- a/public/data/indicadores/desempeno-ambiental/textos/desempeno-ambiental.docx
+++ b/public/data/indicadores/desempeno-ambiental/textos/desempeno-ambiental.docx
@@ -36,7 +36,7 @@
           <w:color w:val="000000"/>
           <w:lang w:val="es-CO"/>
         </w:rPr>
-        <w:t>El Environmental Performance Index (EPI) es un indicador compuesto que resume el desempeño ambiental de los países mediante una escala de 0 a 100. Su estructura reúne información sobre salud ambiental, vitalidad de los ecosistemas y respuesta frente al cambio climático, de modo que el puntaje expresa la cercanía relativa de cada país a objetivos de política ambiental previamente definidos. La edición de 2024 integra 58 indicadores agrupados en 11 categorías temáticas, lo que permite pasar de una lectura general del desempeño a una revisión específica de asuntos como calidad del aire, biodiversidad, agua, residuos, emisiones y protección de ecosistemas (Yale Center for Environmental Law &amp; Policy, 2024).</w:t>
+        <w:t xml:space="preserve">El Índice de Desempeño Ambiental (EPI) califica de 0 a 100 qué tan cerca está cada país de sus metas ambientales en salud ambiental, vitalidad de los ecosistemas y respuesta al cambio climático; su edición 2024 reúne 58 indicadores en 11 categorías (Yale Center for Environmental Law &amp; Policy, 2024). Este visualizador muestra la trayectoria de Colombia y sus escenarios, la posición de 177 países y regiones, y la estructura del índice.</w:t>
       </w:r>
     </w:p>
     <w:p>
@@ -51,18 +51,17 @@
       <w:r>
         <w:rPr>
           <w:b/>
-          <w:bCs/>
           <w:color w:val="000000"/>
           <w:lang w:val="es-CO"/>
         </w:rPr>
-        <w:t xml:space="preserve">Uso del visualizador. </w:t>
+        <w:t xml:space="preserve">Cómo usar el visualizador. </w:t>
       </w:r>
       <w:r>
         <w:rPr>
           <w:color w:val="000000"/>
           <w:lang w:val="es-CO"/>
         </w:rPr>
-        <w:t>El código se ejecuta en Google Colab de manera secuencial y solicita la carga del archivo Excel que contiene las series del EPI. Después de validar la cobertura temporal, los valores y la jerarquía de escenarios, la aplicación habilita un menú para seleccionar un país, una región o el promedio global. Las casillas permiten mostrar las trayectorias intermedias y los tres escenarios, mientras el botón de reproducción desplaza la curva activa desde la posición restrictiva hasta la optimista. Al ubicar el cursor sobre las líneas se consultan los valores de cada año y los principales hitos; al exportar el resultado a PDF o imagen, la figura permanece visible, aunque los controles dejan de ser interactivos.</w:t>
+        <w:t xml:space="preserve">Empiece por Trayectoria y escenarios, con la ruta de Colombia y sus tres futuros posibles; siga en Explorador por entidad, donde elige cualquier país, región o el promedio global y activa las trayectorias intermedias y los escenarios; termine en Estructura del EPI, recorriendo cada objetivo para descubrir el peso de sus indicadores. Pase el cursor sobre líneas y cajas para consultar cada cifra.</w:t>
       </w:r>
     </w:p>
     <w:p>
